--- a/klagomål/A 40182-2025 FSC-klagomål.docx
+++ b/klagomål/A 40182-2025 FSC-klagomål.docx
@@ -752,7 +752,7 @@
     <w:r>
       <w:tab/>
       <w:tab/>
-      <w:t>2025-08-26</w:t>
+      <w:t>2025-08-30</w:t>
       <w:br/>
       <w:br/>
     </w:r>

--- a/klagomål/A 40182-2025 FSC-klagomål.docx
+++ b/klagomål/A 40182-2025 FSC-klagomål.docx
@@ -752,7 +752,7 @@
     <w:r>
       <w:tab/>
       <w:tab/>
-      <w:t>2025-08-30</w:t>
+      <w:t>2025-08-31</w:t>
       <w:br/>
       <w:br/>
     </w:r>

--- a/klagomål/A 40182-2025 FSC-klagomål.docx
+++ b/klagomål/A 40182-2025 FSC-klagomål.docx
@@ -752,7 +752,7 @@
     <w:r>
       <w:tab/>
       <w:tab/>
-      <w:t>2025-08-31</w:t>
+      <w:t>2025-09-01</w:t>
       <w:br/>
       <w:br/>
     </w:r>

--- a/klagomål/A 40182-2025 FSC-klagomål.docx
+++ b/klagomål/A 40182-2025 FSC-klagomål.docx
@@ -752,7 +752,7 @@
     <w:r>
       <w:tab/>
       <w:tab/>
-      <w:t>2025-09-01</w:t>
+      <w:t>2025-09-04</w:t>
       <w:br/>
       <w:br/>
     </w:r>

--- a/klagomål/A 40182-2025 FSC-klagomål.docx
+++ b/klagomål/A 40182-2025 FSC-klagomål.docx
@@ -752,7 +752,7 @@
     <w:r>
       <w:tab/>
       <w:tab/>
-      <w:t>2025-09-04</w:t>
+      <w:t>2025-09-05</w:t>
       <w:br/>
       <w:br/>
     </w:r>

--- a/klagomål/A 40182-2025 FSC-klagomål.docx
+++ b/klagomål/A 40182-2025 FSC-klagomål.docx
@@ -191,7 +191,7 @@
     </w:p>
     <w:p>
       <w:r>
-        <w:t>I avverkningsanmälan har följande 1 naturvårdsarter hittats: tjäder (§4). För fridlysta arter anges även paragrafen i Artskyddsförordningen som arten är fridlyst enligt.</w:t>
+        <w:t>I avverkningsanmälan har följande 2 naturvårdsarter hittats: talltita (NT, §4) och tjäder (§4). Av dessa är 1 rödlistade. För rödlistade arter har rödlistekategorin angivits inom parentes. För fridlysta arter anges även paragrafen i Artskyddsförordningen som arten är fridlyst enligt.</w:t>
       </w:r>
     </w:p>
     <w:p>
@@ -256,7 +256,7 @@
     </w:p>
     <w:p>
       <w:r>
-        <w:t>Följande fridlysta arter har sina livsmiljöer och växtplatser i den avverkningsanmälda skogen: tjäder (§4).</w:t>
+        <w:t>Följande fridlysta arter har sina livsmiljöer och växtplatser i den avverkningsanmälda skogen: talltita (NT, §4) och tjäder (§4).</w:t>
       </w:r>
     </w:p>
     <w:p>
@@ -271,6 +271,17 @@
       </w:r>
       <w:r>
         <w:t>(artikel 1). Vidare att de åtgärder som vidtas inte får leda till en försämring av den nuvarande situationen beträffande bevarandet av de fågelarter som avses i artikel 1 (artikel 13). Fågeldirektivet är styrande för tillsynsansvariga myndigheters ärendehantering, ställningstaganden och beslutsfattande.</w:t>
+      </w:r>
+    </w:p>
+    <w:p>
+      <w:r>
+        <w:rPr>
+          <w:b/>
+        </w:rPr>
+        <w:t>Talltita (NT, §4)</w:t>
+      </w:r>
+      <w:r>
+        <w:t>, rödlistad som nära hotad och prioriterad art i Skogsvårdslagen har häckningsrevir i anmälan. Arten har minskat kraftigt de senaste 30 åren och minskningstakten innevarande 10-årsperiod beräknas till 20 (10–30) %. Talltitan är synnerligen trogen sitt cirka 15 hektar stora revir och är beroende av flerskiktade olikåldriga skogar för att kunna föda upp sina ungar. Talltitan försvinner om dess livsmiljö kalavverkas (Eggers &amp; Low (2014); Ekman (1979); Griesser et al (2007); Klein (2020); Siffczyk et al (2003); SLU Artdatabanken (2021).</w:t>
       </w:r>
     </w:p>
     <w:p>
@@ -384,7 +395,7 @@
         <w:rPr>
           <w:i/>
         </w:rPr>
-        <w:t>I det avverkningsanmälda skogsområdet har 1 naturvårdsarter varav 0 rödlistade arter sina livsmiljöer och växtplatser.</w:t>
+        <w:t>I det avverkningsanmälda skogsområdet har 2 naturvårdsarter varav 1 rödlistade arter sina livsmiljöer och växtplatser.</w:t>
       </w:r>
     </w:p>
     <w:p>
@@ -589,6 +600,126 @@
         <w:pStyle w:val="Heading1"/>
       </w:pPr>
       <w:r>
+        <w:t>Talltita – ekologi samt krav på livsmiljön</w:t>
+      </w:r>
+    </w:p>
+    <w:p>
+      <w:r>
+        <w:t>Talltita är rödlistad som NT, fridlyst och prioriterad art i Skogsvårdslagen. Den omfattas av EU:s fågeldirektiv. Arten har minskat kraftigt de senaste 30 åren och minskningstakten innevarande 10-årsperiod beräknas till 20 (10–30) % (SLU Artdatabanken, 2022).</w:t>
+      </w:r>
+    </w:p>
+    <w:p>
+      <w:r>
+        <w:t>Talltita föredrar större sammanhängande barrskogar, och finns såväl i tallskog som granskog och i lövblandad barrskog. Skogens struktur är viktig och ska helst vara flerskiktad med riklig underväxt av mindre granar, björk och andra lövträd och buskar. Tillgång på murknande högstubbar är särskilt viktig, eftersom talltitan helst själv hackar ut sitt bohål (SLU Artdatabanken, 2022).</w:t>
+      </w:r>
+    </w:p>
+    <w:p>
+      <w:r>
+        <w:t>Det finns flera studier som visar att talltita är känslig för gallring och inte överlever när dess livsmiljö kalavverkas (Eggers and Low, 2014; Griesser et al., 2007; Klein, 2020). Talltitans revir är förhållandevis stora, 10–20 hektar och arten missgynnas när skogen fragmenteras. Kalavverkning av större delar av reviret innebär att det överges (Artdatabanken, 2021).</w:t>
+      </w:r>
+    </w:p>
+    <w:p>
+      <w:r>
+        <w:t>Talltitan är synnerligen trogen sitt revir så länge paret lever och biotopen förblir intakt. Paret stannar i sitt revir året om. En förlust av ett revir har därför en stor inverkan på den lokala populationen och trakthyggesbruket anses vara orsak till den svenska populationens kraftiga minskning. Talltiteparets revirtrohet innebär att närhelst under året man observerar en adult talltita så ingår denna plats i reviret (Siffczyk et al., 2003; Ekman, 1979).</w:t>
+      </w:r>
+    </w:p>
+    <w:p>
+      <w:pPr>
+        <w:pStyle w:val="Heading2"/>
+      </w:pPr>
+      <w:r>
+        <w:t>Referenser – talltita</w:t>
+      </w:r>
+    </w:p>
+    <w:p>
+      <w:r>
+        <w:t xml:space="preserve">Eggers, S., Low, M., 2014. </w:t>
+      </w:r>
+      <w:r>
+        <w:rPr>
+          <w:i/>
+        </w:rPr>
+        <w:t xml:space="preserve">Differential demographic responses of sympatric Parids to vegetation management in boreal forest. </w:t>
+      </w:r>
+      <w:r>
+        <w:t>For. Ecol. Manage. 319, 169–175.</w:t>
+      </w:r>
+    </w:p>
+    <w:p>
+      <w:r>
+        <w:t xml:space="preserve">Ekman, J., 1979. </w:t>
+      </w:r>
+      <w:r>
+        <w:rPr>
+          <w:i/>
+        </w:rPr>
+        <w:t xml:space="preserve">Coherence, composition and territories of winter social groups of the Willow Tit Parus montanus and the Crested Tit P. cristatus. </w:t>
+      </w:r>
+      <w:r>
+        <w:t>Ornis Scandinavica, 10, pp 56–68</w:t>
+      </w:r>
+    </w:p>
+    <w:p>
+      <w:r>
+        <w:t xml:space="preserve">Griesser, M., Nystrand, M., Eggers, S., Ekman, J., 2007. </w:t>
+      </w:r>
+      <w:r>
+        <w:rPr>
+          <w:i/>
+        </w:rPr>
+        <w:t xml:space="preserve">Impact of forestry practices on fitness correlates and population productivity in an open-nesting bird species. </w:t>
+      </w:r>
+      <w:r>
+        <w:t>Conserv. Biol. 21, 767–774. https://doi.org/10.1111/j.1523- 1739.2007.00675.x</w:t>
+      </w:r>
+    </w:p>
+    <w:p>
+      <w:r>
+        <w:t xml:space="preserve">Klein, J., 2020. </w:t>
+      </w:r>
+      <w:r>
+        <w:rPr>
+          <w:i/>
+        </w:rPr>
+        <w:t xml:space="preserve">The forgotten forest – On thinning, retention, and biodiversity in the boreal forest. </w:t>
+      </w:r>
+      <w:r>
+        <w:t>Doctoral Thesis No. 2020:50</w:t>
+      </w:r>
+    </w:p>
+    <w:p>
+      <w:r>
+        <w:t xml:space="preserve">Siffczyk, C., Brotons, L., Kangas, K., Orell, M., 2003. </w:t>
+      </w:r>
+      <w:r>
+        <w:rPr>
+          <w:i/>
+        </w:rPr>
+        <w:t xml:space="preserve">Home range size of willow tits. </w:t>
+      </w:r>
+      <w:r>
+        <w:t>Oecologica, 136, 635–642 (2003)</w:t>
+      </w:r>
+    </w:p>
+    <w:p>
+      <w:r>
+        <w:t xml:space="preserve">SLU Artdatabanken, 2021. </w:t>
+      </w:r>
+      <w:r>
+        <w:rPr>
+          <w:i/>
+        </w:rPr>
+        <w:t xml:space="preserve">Artfaktablad. Naturvård – artfakta. </w:t>
+      </w:r>
+      <w:r>
+        <w:t>SLU Artdatabanken, Uppsala</w:t>
+      </w:r>
+    </w:p>
+    <w:p>
+      <w:pPr>
+        <w:pStyle w:val="Heading1"/>
+      </w:pPr>
+      <w:r>
         <w:t>Tjäder – ekologi samt krav på livsmiljön</w:t>
       </w:r>
     </w:p>
@@ -752,7 +883,7 @@
     <w:r>
       <w:tab/>
       <w:tab/>
-      <w:t>2025-09-05</w:t>
+      <w:t>2025-09-07</w:t>
       <w:br/>
       <w:br/>
     </w:r>

--- a/klagomål/A 40182-2025 FSC-klagomål.docx
+++ b/klagomål/A 40182-2025 FSC-klagomål.docx
@@ -883,7 +883,7 @@
     <w:r>
       <w:tab/>
       <w:tab/>
-      <w:t>2025-09-07</w:t>
+      <w:t>2025-09-08</w:t>
       <w:br/>
       <w:br/>
     </w:r>

--- a/klagomål/A 40182-2025 FSC-klagomål.docx
+++ b/klagomål/A 40182-2025 FSC-klagomål.docx
@@ -883,7 +883,7 @@
     <w:r>
       <w:tab/>
       <w:tab/>
-      <w:t>2025-09-08</w:t>
+      <w:t>2025-09-10</w:t>
       <w:br/>
       <w:br/>
     </w:r>

--- a/klagomål/A 40182-2025 FSC-klagomål.docx
+++ b/klagomål/A 40182-2025 FSC-klagomål.docx
@@ -883,7 +883,7 @@
     <w:r>
       <w:tab/>
       <w:tab/>
-      <w:t>2025-09-10</w:t>
+      <w:t>2025-09-11</w:t>
       <w:br/>
       <w:br/>
     </w:r>

--- a/klagomål/A 40182-2025 FSC-klagomål.docx
+++ b/klagomål/A 40182-2025 FSC-klagomål.docx
@@ -883,7 +883,7 @@
     <w:r>
       <w:tab/>
       <w:tab/>
-      <w:t>2025-09-11</w:t>
+      <w:t>2025-09-12</w:t>
       <w:br/>
       <w:br/>
     </w:r>

--- a/klagomål/A 40182-2025 FSC-klagomål.docx
+++ b/klagomål/A 40182-2025 FSC-klagomål.docx
@@ -883,7 +883,7 @@
     <w:r>
       <w:tab/>
       <w:tab/>
-      <w:t>2025-09-12</w:t>
+      <w:t>2025-09-13</w:t>
       <w:br/>
       <w:br/>
     </w:r>

--- a/klagomål/A 40182-2025 FSC-klagomål.docx
+++ b/klagomål/A 40182-2025 FSC-klagomål.docx
@@ -883,7 +883,7 @@
     <w:r>
       <w:tab/>
       <w:tab/>
-      <w:t>2025-09-13</w:t>
+      <w:t>2025-09-14</w:t>
       <w:br/>
       <w:br/>
     </w:r>

--- a/klagomål/A 40182-2025 FSC-klagomål.docx
+++ b/klagomål/A 40182-2025 FSC-klagomål.docx
@@ -883,7 +883,7 @@
     <w:r>
       <w:tab/>
       <w:tab/>
-      <w:t>2025-09-14</w:t>
+      <w:t>2025-09-15</w:t>
       <w:br/>
       <w:br/>
     </w:r>

--- a/klagomål/A 40182-2025 FSC-klagomål.docx
+++ b/klagomål/A 40182-2025 FSC-klagomål.docx
@@ -883,7 +883,7 @@
     <w:r>
       <w:tab/>
       <w:tab/>
-      <w:t>2025-09-15</w:t>
+      <w:t>2025-09-16</w:t>
       <w:br/>
       <w:br/>
     </w:r>

--- a/klagomål/A 40182-2025 FSC-klagomål.docx
+++ b/klagomål/A 40182-2025 FSC-klagomål.docx
@@ -883,7 +883,7 @@
     <w:r>
       <w:tab/>
       <w:tab/>
-      <w:t>2025-09-16</w:t>
+      <w:t>2025-09-17</w:t>
       <w:br/>
       <w:br/>
     </w:r>

--- a/klagomål/A 40182-2025 FSC-klagomål.docx
+++ b/klagomål/A 40182-2025 FSC-klagomål.docx
@@ -883,7 +883,7 @@
     <w:r>
       <w:tab/>
       <w:tab/>
-      <w:t>2025-09-17</w:t>
+      <w:t>2025-09-18</w:t>
       <w:br/>
       <w:br/>
     </w:r>

--- a/klagomål/A 40182-2025 FSC-klagomål.docx
+++ b/klagomål/A 40182-2025 FSC-klagomål.docx
@@ -883,7 +883,7 @@
     <w:r>
       <w:tab/>
       <w:tab/>
-      <w:t>2025-09-18</w:t>
+      <w:t>2025-09-22</w:t>
       <w:br/>
       <w:br/>
     </w:r>

--- a/klagomål/A 40182-2025 FSC-klagomål.docx
+++ b/klagomål/A 40182-2025 FSC-klagomål.docx
@@ -191,7 +191,7 @@
     </w:p>
     <w:p>
       <w:r>
-        <w:t>I avverkningsanmälan har följande 2 naturvårdsarter hittats: talltita (NT, §4) och tjäder (§4). Av dessa är 1 rödlistade. För rödlistade arter har rödlistekategorin angivits inom parentes. För fridlysta arter anges även paragrafen i Artskyddsförordningen som arten är fridlyst enligt.</w:t>
+        <w:t>I avverkningsanmälan har följande 3 naturvårdsarter hittats: spillkråka (NT, §4), talltita (NT, §4) och tjäder (§4). Av dessa är 2 rödlistade. För rödlistade arter har rödlistekategorin angivits inom parentes. För fridlysta arter anges även paragrafen i Artskyddsförordningen som arten är fridlyst enligt.</w:t>
       </w:r>
     </w:p>
     <w:p>
@@ -256,7 +256,7 @@
     </w:p>
     <w:p>
       <w:r>
-        <w:t>Följande fridlysta arter har sina livsmiljöer och växtplatser i den avverkningsanmälda skogen: talltita (NT, §4) och tjäder (§4).</w:t>
+        <w:t>Följande fridlysta arter har sina livsmiljöer och växtplatser i den avverkningsanmälda skogen: spillkråka (NT, §4), talltita (NT, §4) och tjäder (§4).</w:t>
       </w:r>
     </w:p>
     <w:p>
@@ -271,6 +271,17 @@
       </w:r>
       <w:r>
         <w:t>(artikel 1). Vidare att de åtgärder som vidtas inte får leda till en försämring av den nuvarande situationen beträffande bevarandet av de fågelarter som avses i artikel 1 (artikel 13). Fågeldirektivet är styrande för tillsynsansvariga myndigheters ärendehantering, ställningstaganden och beslutsfattande.</w:t>
+      </w:r>
+    </w:p>
+    <w:p>
+      <w:r>
+        <w:rPr>
+          <w:b/>
+        </w:rPr>
+        <w:t>Spillkråka (NT, §4)</w:t>
+      </w:r>
+      <w:r>
+        <w:t xml:space="preserve"> är rödlistad som nära hotad och ingår i bilaga 1 i EU:s fågeldirektiv. Den minskar i population på grund av minskad tillgång på lämpliga bo- och födoträd och minskad födotillgång. Spillkråkans minskningstakt har uppgått till 19 (24–10) % under de senaste 15 åren. Minskningstakten för den svenska populationen bedöms vara nära gränsvärdet för Sårbar (VU) (A2bc). Skogsbruk med korta omloppstider och täta, homogena ungskogar utgör det största hotet, (SLU Artdatabanken, 2023).</w:t>
       </w:r>
     </w:p>
     <w:p>
@@ -395,7 +406,7 @@
         <w:rPr>
           <w:i/>
         </w:rPr>
-        <w:t>I det avverkningsanmälda skogsområdet har 2 naturvårdsarter varav 1 rödlistade arter sina livsmiljöer och växtplatser.</w:t>
+        <w:t>I det avverkningsanmälda skogsområdet har 3 naturvårdsarter varav 2 rödlistade arter sina livsmiljöer och växtplatser.</w:t>
       </w:r>
     </w:p>
     <w:p>
@@ -593,6 +604,46 @@
       </w:pPr>
       <w:r>
         <w:t>BILAGA 1 – Fridlysta arter</w:t>
+      </w:r>
+    </w:p>
+    <w:p>
+      <w:pPr>
+        <w:pStyle w:val="Heading1"/>
+      </w:pPr>
+      <w:r>
+        <w:t>Spillkråka – ekologi samt krav på livsmiljön</w:t>
+      </w:r>
+    </w:p>
+    <w:p>
+      <w:r>
+        <w:t>Spillkråka (NT) är rödlistad som nära hotad, fridlyst enligt §4 Artskyddsförordningen och ingår i bilaga 1 i EU:s fågeldirektiv. Spillkråka lever i både barr- och blandskog liksom i ren lövskog. De tätaste populationerna tenderar att finnas i äldre, variationsrik blandskog med gott om död ved och gamla träd.</w:t>
+      </w:r>
+    </w:p>
+    <w:p>
+      <w:r>
+        <w:t>Varje par utnyttjar 400–1000 hektar skog beroende på skogens kvalitet. En minskning av populationen pågår på grund av minskad tillgång på lämpliga bo- och födoträd och minskad födotillgång. Spillkråkans minskningstakt har uppgått till 19 (24–10) % under de senaste 15 åren. Minskningstakten för den svenska populationen bedöms vara nära gränsvärdet för Sårbar (VU) (A2bc). Skogsbruk med korta omloppstider och täta, homogena ungskogar utgör det största hotet (Artdatabanken 2023).</w:t>
+      </w:r>
+    </w:p>
+    <w:p>
+      <w:pPr>
+        <w:pStyle w:val="Heading2"/>
+      </w:pPr>
+      <w:r>
+        <w:t>Referenser – spillkråka</w:t>
+      </w:r>
+    </w:p>
+    <w:p>
+      <w:r>
+        <w:t xml:space="preserve">SLU Artdatabanken, 2021. </w:t>
+      </w:r>
+      <w:r>
+        <w:rPr>
+          <w:i/>
+        </w:rPr>
+        <w:t xml:space="preserve">Artfaktablad. Naturvård – artfakta. </w:t>
+      </w:r>
+      <w:r>
+        <w:t>SLU Artdatabanken, Uppsala</w:t>
       </w:r>
     </w:p>
     <w:p>
@@ -883,7 +934,7 @@
     <w:r>
       <w:tab/>
       <w:tab/>
-      <w:t>2025-09-22</w:t>
+      <w:t>2025-09-23</w:t>
       <w:br/>
       <w:br/>
     </w:r>

--- a/klagomål/A 40182-2025 FSC-klagomål.docx
+++ b/klagomål/A 40182-2025 FSC-klagomål.docx
@@ -934,7 +934,7 @@
     <w:r>
       <w:tab/>
       <w:tab/>
-      <w:t>2025-09-23</w:t>
+      <w:t>2025-09-24</w:t>
       <w:br/>
       <w:br/>
     </w:r>

--- a/klagomål/A 40182-2025 FSC-klagomål.docx
+++ b/klagomål/A 40182-2025 FSC-klagomål.docx
@@ -934,7 +934,7 @@
     <w:r>
       <w:tab/>
       <w:tab/>
-      <w:t>2025-09-24</w:t>
+      <w:t>2025-09-25</w:t>
       <w:br/>
       <w:br/>
     </w:r>

--- a/klagomål/A 40182-2025 FSC-klagomål.docx
+++ b/klagomål/A 40182-2025 FSC-klagomål.docx
@@ -934,7 +934,7 @@
     <w:r>
       <w:tab/>
       <w:tab/>
-      <w:t>2025-09-25</w:t>
+      <w:t>2025-09-26</w:t>
       <w:br/>
       <w:br/>
     </w:r>

--- a/klagomål/A 40182-2025 FSC-klagomål.docx
+++ b/klagomål/A 40182-2025 FSC-klagomål.docx
@@ -934,7 +934,7 @@
     <w:r>
       <w:tab/>
       <w:tab/>
-      <w:t>2025-09-26</w:t>
+      <w:t>2025-09-27</w:t>
       <w:br/>
       <w:br/>
     </w:r>

--- a/klagomål/A 40182-2025 FSC-klagomål.docx
+++ b/klagomål/A 40182-2025 FSC-klagomål.docx
@@ -934,7 +934,7 @@
     <w:r>
       <w:tab/>
       <w:tab/>
-      <w:t>2025-09-27</w:t>
+      <w:t>2025-09-28</w:t>
       <w:br/>
       <w:br/>
     </w:r>

--- a/klagomål/A 40182-2025 FSC-klagomål.docx
+++ b/klagomål/A 40182-2025 FSC-klagomål.docx
@@ -934,7 +934,7 @@
     <w:r>
       <w:tab/>
       <w:tab/>
-      <w:t>2025-09-28</w:t>
+      <w:t>2025-09-29</w:t>
       <w:br/>
       <w:br/>
     </w:r>

--- a/klagomål/A 40182-2025 FSC-klagomål.docx
+++ b/klagomål/A 40182-2025 FSC-klagomål.docx
@@ -934,7 +934,7 @@
     <w:r>
       <w:tab/>
       <w:tab/>
-      <w:t>2025-09-29</w:t>
+      <w:t>2025-09-30</w:t>
       <w:br/>
       <w:br/>
     </w:r>

--- a/klagomål/A 40182-2025 FSC-klagomål.docx
+++ b/klagomål/A 40182-2025 FSC-klagomål.docx
@@ -934,7 +934,7 @@
     <w:r>
       <w:tab/>
       <w:tab/>
-      <w:t>2025-09-30</w:t>
+      <w:t>2025-10-01</w:t>
       <w:br/>
       <w:br/>
     </w:r>

--- a/klagomål/A 40182-2025 FSC-klagomål.docx
+++ b/klagomål/A 40182-2025 FSC-klagomål.docx
@@ -934,7 +934,7 @@
     <w:r>
       <w:tab/>
       <w:tab/>
-      <w:t>2025-10-01</w:t>
+      <w:t>2025-10-02</w:t>
       <w:br/>
       <w:br/>
     </w:r>

--- a/klagomål/A 40182-2025 FSC-klagomål.docx
+++ b/klagomål/A 40182-2025 FSC-klagomål.docx
@@ -934,7 +934,7 @@
     <w:r>
       <w:tab/>
       <w:tab/>
-      <w:t>2025-10-02</w:t>
+      <w:t>2025-10-03</w:t>
       <w:br/>
       <w:br/>
     </w:r>

--- a/klagomål/A 40182-2025 FSC-klagomål.docx
+++ b/klagomål/A 40182-2025 FSC-klagomål.docx
@@ -934,7 +934,7 @@
     <w:r>
       <w:tab/>
       <w:tab/>
-      <w:t>2025-10-03</w:t>
+      <w:t>2025-10-04</w:t>
       <w:br/>
       <w:br/>
     </w:r>

--- a/klagomål/A 40182-2025 FSC-klagomål.docx
+++ b/klagomål/A 40182-2025 FSC-klagomål.docx
@@ -934,7 +934,7 @@
     <w:r>
       <w:tab/>
       <w:tab/>
-      <w:t>2025-10-04</w:t>
+      <w:t>2025-10-05</w:t>
       <w:br/>
       <w:br/>
     </w:r>

--- a/klagomål/A 40182-2025 FSC-klagomål.docx
+++ b/klagomål/A 40182-2025 FSC-klagomål.docx
@@ -934,7 +934,7 @@
     <w:r>
       <w:tab/>
       <w:tab/>
-      <w:t>2025-10-05</w:t>
+      <w:t>2025-10-06</w:t>
       <w:br/>
       <w:br/>
     </w:r>

--- a/klagomål/A 40182-2025 FSC-klagomål.docx
+++ b/klagomål/A 40182-2025 FSC-klagomål.docx
@@ -934,7 +934,7 @@
     <w:r>
       <w:tab/>
       <w:tab/>
-      <w:t>2025-10-06</w:t>
+      <w:t>2025-10-07</w:t>
       <w:br/>
       <w:br/>
     </w:r>

--- a/klagomål/A 40182-2025 FSC-klagomål.docx
+++ b/klagomål/A 40182-2025 FSC-klagomål.docx
@@ -934,7 +934,7 @@
     <w:r>
       <w:tab/>
       <w:tab/>
-      <w:t>2025-10-07</w:t>
+      <w:t>2025-10-08</w:t>
       <w:br/>
       <w:br/>
     </w:r>

--- a/klagomål/A 40182-2025 FSC-klagomål.docx
+++ b/klagomål/A 40182-2025 FSC-klagomål.docx
@@ -934,7 +934,7 @@
     <w:r>
       <w:tab/>
       <w:tab/>
-      <w:t>2025-10-08</w:t>
+      <w:t>2025-10-09</w:t>
       <w:br/>
       <w:br/>
     </w:r>

--- a/klagomål/A 40182-2025 FSC-klagomål.docx
+++ b/klagomål/A 40182-2025 FSC-klagomål.docx
@@ -934,7 +934,7 @@
     <w:r>
       <w:tab/>
       <w:tab/>
-      <w:t>2025-10-09</w:t>
+      <w:t>2025-10-10</w:t>
       <w:br/>
       <w:br/>
     </w:r>

--- a/klagomål/A 40182-2025 FSC-klagomål.docx
+++ b/klagomål/A 40182-2025 FSC-klagomål.docx
@@ -934,7 +934,7 @@
     <w:r>
       <w:tab/>
       <w:tab/>
-      <w:t>2025-10-10</w:t>
+      <w:t>2025-10-11</w:t>
       <w:br/>
       <w:br/>
     </w:r>

--- a/klagomål/A 40182-2025 FSC-klagomål.docx
+++ b/klagomål/A 40182-2025 FSC-klagomål.docx
@@ -934,7 +934,7 @@
     <w:r>
       <w:tab/>
       <w:tab/>
-      <w:t>2025-10-16</w:t>
+      <w:t>2025-10-17</w:t>
       <w:br/>
       <w:br/>
     </w:r>

--- a/klagomål/A 40182-2025 FSC-klagomål.docx
+++ b/klagomål/A 40182-2025 FSC-klagomål.docx
@@ -934,7 +934,7 @@
     <w:r>
       <w:tab/>
       <w:tab/>
-      <w:t>2025-10-17</w:t>
+      <w:t>2025-10-18</w:t>
       <w:br/>
       <w:br/>
     </w:r>

--- a/klagomål/A 40182-2025 FSC-klagomål.docx
+++ b/klagomål/A 40182-2025 FSC-klagomål.docx
@@ -934,7 +934,7 @@
     <w:r>
       <w:tab/>
       <w:tab/>
-      <w:t>2025-10-18</w:t>
+      <w:t>2025-10-19</w:t>
       <w:br/>
       <w:br/>
     </w:r>

--- a/klagomål/A 40182-2025 FSC-klagomål.docx
+++ b/klagomål/A 40182-2025 FSC-klagomål.docx
@@ -934,7 +934,7 @@
     <w:r>
       <w:tab/>
       <w:tab/>
-      <w:t>2025-10-19</w:t>
+      <w:t>2025-10-20</w:t>
       <w:br/>
       <w:br/>
     </w:r>

--- a/klagomål/A 40182-2025 FSC-klagomål.docx
+++ b/klagomål/A 40182-2025 FSC-klagomål.docx
@@ -934,7 +934,7 @@
     <w:r>
       <w:tab/>
       <w:tab/>
-      <w:t>2025-10-20</w:t>
+      <w:t>2025-10-21</w:t>
       <w:br/>
       <w:br/>
     </w:r>

--- a/klagomål/A 40182-2025 FSC-klagomål.docx
+++ b/klagomål/A 40182-2025 FSC-klagomål.docx
@@ -293,6 +293,17 @@
       </w:r>
       <w:r>
         <w:t>, rödlistad som nära hotad och prioriterad art i Skogsvårdslagen har häckningsrevir i anmälan. Arten har minskat kraftigt de senaste 30 åren och minskningstakten innevarande 10-årsperiod beräknas till 20 (10–30) %. Talltitan är synnerligen trogen sitt cirka 15 hektar stora revir och är beroende av flerskiktade olikåldriga skogar för att kunna föda upp sina ungar. Talltitan försvinner om dess livsmiljö kalavverkas (Eggers &amp; Low (2014); Ekman (1979); Griesser et al (2007); Klein (2020); Siffczyk et al (2003); SLU Artdatabanken (2021).</w:t>
+      </w:r>
+    </w:p>
+    <w:p>
+      <w:r>
+        <w:rPr>
+          <w:b/>
+        </w:rPr>
+        <w:t>Tjäder (§4)</w:t>
+      </w:r>
+      <w:r>
+        <w:t xml:space="preserve"> är en utpräglad skogsfågel knuten till större sammanhängande barrskogsområden. Tupparna och hönorna utnyttjar till viss del olika miljöer, och habitatvalet varierar dessutom mellan olika delar av året. För att det ska finnas livskraftiga tjäderbestånd krävs funktionella skogslandskap med en blandning av uppvuxen, gles och luckig skog, täta sumpskogar, myrar och andra små våtmarker. Arten försvinner när skogen fragmenteras och den sammanlagda arealen hyggen och andra öppna områden blir för stor. Ett småskaligt och försiktigt virkesuttag genom hyggesfria metoder kan i vissa fall vara möjligt i området inom 200 m från lekcentrum. Längre ut från lekcentrum, inom 200–500 m bör den avverkade ytan inte överskrida 1 hektar för att undvika alltför stora och snabba förändringar (Skogsstyrelsen, 2019).</w:t>
       </w:r>
     </w:p>
     <w:p>
@@ -934,7 +945,7 @@
     <w:r>
       <w:tab/>
       <w:tab/>
-      <w:t>2025-10-21</w:t>
+      <w:t>2025-10-22</w:t>
       <w:br/>
       <w:br/>
     </w:r>

--- a/klagomål/A 40182-2025 FSC-klagomål.docx
+++ b/klagomål/A 40182-2025 FSC-klagomål.docx
@@ -945,7 +945,7 @@
     <w:r>
       <w:tab/>
       <w:tab/>
-      <w:t>2025-10-22</w:t>
+      <w:t>2025-10-23</w:t>
       <w:br/>
       <w:br/>
     </w:r>

--- a/klagomål/A 40182-2025 FSC-klagomål.docx
+++ b/klagomål/A 40182-2025 FSC-klagomål.docx
@@ -945,7 +945,7 @@
     <w:r>
       <w:tab/>
       <w:tab/>
-      <w:t>2025-10-23</w:t>
+      <w:t>2025-10-24</w:t>
       <w:br/>
       <w:br/>
     </w:r>

--- a/klagomål/A 40182-2025 FSC-klagomål.docx
+++ b/klagomål/A 40182-2025 FSC-klagomål.docx
@@ -945,7 +945,7 @@
     <w:r>
       <w:tab/>
       <w:tab/>
-      <w:t>2025-10-24</w:t>
+      <w:t>2025-10-25</w:t>
       <w:br/>
       <w:br/>
     </w:r>

--- a/klagomål/A 40182-2025 FSC-klagomål.docx
+++ b/klagomål/A 40182-2025 FSC-klagomål.docx
@@ -945,7 +945,7 @@
     <w:r>
       <w:tab/>
       <w:tab/>
-      <w:t>2025-10-25</w:t>
+      <w:t>2025-10-26</w:t>
       <w:br/>
       <w:br/>
     </w:r>

--- a/klagomål/A 40182-2025 FSC-klagomål.docx
+++ b/klagomål/A 40182-2025 FSC-klagomål.docx
@@ -945,7 +945,7 @@
     <w:r>
       <w:tab/>
       <w:tab/>
-      <w:t>2025-10-26</w:t>
+      <w:t>2025-10-27</w:t>
       <w:br/>
       <w:br/>
     </w:r>

--- a/klagomål/A 40182-2025 FSC-klagomål.docx
+++ b/klagomål/A 40182-2025 FSC-klagomål.docx
@@ -945,7 +945,7 @@
     <w:r>
       <w:tab/>
       <w:tab/>
-      <w:t>2025-10-27</w:t>
+      <w:t>2025-10-28</w:t>
       <w:br/>
       <w:br/>
     </w:r>

--- a/klagomål/A 40182-2025 FSC-klagomål.docx
+++ b/klagomål/A 40182-2025 FSC-klagomål.docx
@@ -945,7 +945,7 @@
     <w:r>
       <w:tab/>
       <w:tab/>
-      <w:t>2025-10-28</w:t>
+      <w:t>2025-10-29</w:t>
       <w:br/>
       <w:br/>
     </w:r>

--- a/klagomål/A 40182-2025 FSC-klagomål.docx
+++ b/klagomål/A 40182-2025 FSC-klagomål.docx
@@ -945,7 +945,7 @@
     <w:r>
       <w:tab/>
       <w:tab/>
-      <w:t>2025-10-29</w:t>
+      <w:t>2025-10-30</w:t>
       <w:br/>
       <w:br/>
     </w:r>

--- a/klagomål/A 40182-2025 FSC-klagomål.docx
+++ b/klagomål/A 40182-2025 FSC-klagomål.docx
@@ -945,7 +945,7 @@
     <w:r>
       <w:tab/>
       <w:tab/>
-      <w:t>2025-10-30</w:t>
+      <w:t>2025-10-31</w:t>
       <w:br/>
       <w:br/>
     </w:r>

--- a/klagomål/A 40182-2025 FSC-klagomål.docx
+++ b/klagomål/A 40182-2025 FSC-klagomål.docx
@@ -945,7 +945,7 @@
     <w:r>
       <w:tab/>
       <w:tab/>
-      <w:t>2025-10-31</w:t>
+      <w:t>2025-11-01</w:t>
       <w:br/>
       <w:br/>
     </w:r>

--- a/klagomål/A 40182-2025 FSC-klagomål.docx
+++ b/klagomål/A 40182-2025 FSC-klagomål.docx
@@ -945,7 +945,7 @@
     <w:r>
       <w:tab/>
       <w:tab/>
-      <w:t>2025-11-01</w:t>
+      <w:t>2025-11-02</w:t>
       <w:br/>
       <w:br/>
     </w:r>

--- a/klagomål/A 40182-2025 FSC-klagomål.docx
+++ b/klagomål/A 40182-2025 FSC-klagomål.docx
@@ -945,7 +945,7 @@
     <w:r>
       <w:tab/>
       <w:tab/>
-      <w:t>2025-11-02</w:t>
+      <w:t>2025-11-03</w:t>
       <w:br/>
       <w:br/>
     </w:r>

--- a/klagomål/A 40182-2025 FSC-klagomål.docx
+++ b/klagomål/A 40182-2025 FSC-klagomål.docx
@@ -945,7 +945,7 @@
     <w:r>
       <w:tab/>
       <w:tab/>
-      <w:t>2025-11-03</w:t>
+      <w:t>2025-11-04</w:t>
       <w:br/>
       <w:br/>
     </w:r>

--- a/klagomål/A 40182-2025 FSC-klagomål.docx
+++ b/klagomål/A 40182-2025 FSC-klagomål.docx
@@ -945,7 +945,7 @@
     <w:r>
       <w:tab/>
       <w:tab/>
-      <w:t>2025-11-04</w:t>
+      <w:t>2025-11-05</w:t>
       <w:br/>
       <w:br/>
     </w:r>

--- a/klagomål/A 40182-2025 FSC-klagomål.docx
+++ b/klagomål/A 40182-2025 FSC-klagomål.docx
@@ -945,7 +945,7 @@
     <w:r>
       <w:tab/>
       <w:tab/>
-      <w:t>2025-11-05</w:t>
+      <w:t>2025-11-06</w:t>
       <w:br/>
       <w:br/>
     </w:r>

--- a/klagomål/A 40182-2025 FSC-klagomål.docx
+++ b/klagomål/A 40182-2025 FSC-klagomål.docx
@@ -945,7 +945,7 @@
     <w:r>
       <w:tab/>
       <w:tab/>
-      <w:t>2025-11-06</w:t>
+      <w:t>2025-11-07</w:t>
       <w:br/>
       <w:br/>
     </w:r>

--- a/klagomål/A 40182-2025 FSC-klagomål.docx
+++ b/klagomål/A 40182-2025 FSC-klagomål.docx
@@ -945,7 +945,7 @@
     <w:r>
       <w:tab/>
       <w:tab/>
-      <w:t>2025-11-07</w:t>
+      <w:t>2025-11-08</w:t>
       <w:br/>
       <w:br/>
     </w:r>

--- a/klagomål/A 40182-2025 FSC-klagomål.docx
+++ b/klagomål/A 40182-2025 FSC-klagomål.docx
@@ -945,7 +945,7 @@
     <w:r>
       <w:tab/>
       <w:tab/>
-      <w:t>2025-11-08</w:t>
+      <w:t>2025-11-09</w:t>
       <w:br/>
       <w:br/>
     </w:r>

--- a/klagomål/A 40182-2025 FSC-klagomål.docx
+++ b/klagomål/A 40182-2025 FSC-klagomål.docx
@@ -945,7 +945,7 @@
     <w:r>
       <w:tab/>
       <w:tab/>
-      <w:t>2025-11-09</w:t>
+      <w:t>2025-11-10</w:t>
       <w:br/>
       <w:br/>
     </w:r>

--- a/klagomål/A 40182-2025 FSC-klagomål.docx
+++ b/klagomål/A 40182-2025 FSC-klagomål.docx
@@ -945,7 +945,7 @@
     <w:r>
       <w:tab/>
       <w:tab/>
-      <w:t>2025-11-10</w:t>
+      <w:t>2025-11-11</w:t>
       <w:br/>
       <w:br/>
     </w:r>

--- a/klagomål/A 40182-2025 FSC-klagomål.docx
+++ b/klagomål/A 40182-2025 FSC-klagomål.docx
@@ -945,7 +945,7 @@
     <w:r>
       <w:tab/>
       <w:tab/>
-      <w:t>2025-11-11</w:t>
+      <w:t>2025-11-12</w:t>
       <w:br/>
       <w:br/>
     </w:r>

--- a/klagomål/A 40182-2025 FSC-klagomål.docx
+++ b/klagomål/A 40182-2025 FSC-klagomål.docx
@@ -945,7 +945,7 @@
     <w:r>
       <w:tab/>
       <w:tab/>
-      <w:t>2025-11-12</w:t>
+      <w:t>2025-11-13</w:t>
       <w:br/>
       <w:br/>
     </w:r>

--- a/klagomål/A 40182-2025 FSC-klagomål.docx
+++ b/klagomål/A 40182-2025 FSC-klagomål.docx
@@ -945,7 +945,7 @@
     <w:r>
       <w:tab/>
       <w:tab/>
-      <w:t>2025-11-13</w:t>
+      <w:t>2025-11-14</w:t>
       <w:br/>
       <w:br/>
     </w:r>

--- a/klagomål/A 40182-2025 FSC-klagomål.docx
+++ b/klagomål/A 40182-2025 FSC-klagomål.docx
@@ -945,7 +945,7 @@
     <w:r>
       <w:tab/>
       <w:tab/>
-      <w:t>2025-11-14</w:t>
+      <w:t>2025-11-15</w:t>
       <w:br/>
       <w:br/>
     </w:r>

--- a/klagomål/A 40182-2025 FSC-klagomål.docx
+++ b/klagomål/A 40182-2025 FSC-klagomål.docx
@@ -945,7 +945,7 @@
     <w:r>
       <w:tab/>
       <w:tab/>
-      <w:t>2025-11-15</w:t>
+      <w:t>2025-11-20</w:t>
       <w:br/>
       <w:br/>
     </w:r>

--- a/klagomål/A 40182-2025 FSC-klagomål.docx
+++ b/klagomål/A 40182-2025 FSC-klagomål.docx
@@ -945,7 +945,7 @@
     <w:r>
       <w:tab/>
       <w:tab/>
-      <w:t>2025-11-20</w:t>
+      <w:t>2025-11-21</w:t>
       <w:br/>
       <w:br/>
     </w:r>

--- a/klagomål/A 40182-2025 FSC-klagomål.docx
+++ b/klagomål/A 40182-2025 FSC-klagomål.docx
@@ -945,7 +945,7 @@
     <w:r>
       <w:tab/>
       <w:tab/>
-      <w:t>2025-11-21</w:t>
+      <w:t>2025-11-22</w:t>
       <w:br/>
       <w:br/>
     </w:r>

--- a/klagomål/A 40182-2025 FSC-klagomål.docx
+++ b/klagomål/A 40182-2025 FSC-klagomål.docx
@@ -945,7 +945,7 @@
     <w:r>
       <w:tab/>
       <w:tab/>
-      <w:t>2025-11-22</w:t>
+      <w:t>2025-11-23</w:t>
       <w:br/>
       <w:br/>
     </w:r>

--- a/klagomål/A 40182-2025 FSC-klagomål.docx
+++ b/klagomål/A 40182-2025 FSC-klagomål.docx
@@ -945,7 +945,7 @@
     <w:r>
       <w:tab/>
       <w:tab/>
-      <w:t>2025-11-23</w:t>
+      <w:t>2025-11-24</w:t>
       <w:br/>
       <w:br/>
     </w:r>

--- a/klagomål/A 40182-2025 FSC-klagomål.docx
+++ b/klagomål/A 40182-2025 FSC-klagomål.docx
@@ -945,7 +945,7 @@
     <w:r>
       <w:tab/>
       <w:tab/>
-      <w:t>2025-11-24</w:t>
+      <w:t>2025-11-25</w:t>
       <w:br/>
       <w:br/>
     </w:r>

--- a/klagomål/A 40182-2025 FSC-klagomål.docx
+++ b/klagomål/A 40182-2025 FSC-klagomål.docx
@@ -945,7 +945,7 @@
     <w:r>
       <w:tab/>
       <w:tab/>
-      <w:t>2025-11-25</w:t>
+      <w:t>2025-11-26</w:t>
       <w:br/>
       <w:br/>
     </w:r>

--- a/klagomål/A 40182-2025 FSC-klagomål.docx
+++ b/klagomål/A 40182-2025 FSC-klagomål.docx
@@ -945,7 +945,7 @@
     <w:r>
       <w:tab/>
       <w:tab/>
-      <w:t>2025-11-26</w:t>
+      <w:t>2025-11-27</w:t>
       <w:br/>
       <w:br/>
     </w:r>

--- a/klagomål/A 40182-2025 FSC-klagomål.docx
+++ b/klagomål/A 40182-2025 FSC-klagomål.docx
@@ -945,7 +945,7 @@
     <w:r>
       <w:tab/>
       <w:tab/>
-      <w:t>2025-11-27</w:t>
+      <w:t>2025-11-28</w:t>
       <w:br/>
       <w:br/>
     </w:r>

--- a/klagomål/A 40182-2025 FSC-klagomål.docx
+++ b/klagomål/A 40182-2025 FSC-klagomål.docx
@@ -945,7 +945,7 @@
     <w:r>
       <w:tab/>
       <w:tab/>
-      <w:t>2025-11-28</w:t>
+      <w:t>2025-11-29</w:t>
       <w:br/>
       <w:br/>
     </w:r>

--- a/klagomål/A 40182-2025 FSC-klagomål.docx
+++ b/klagomål/A 40182-2025 FSC-klagomål.docx
@@ -945,7 +945,7 @@
     <w:r>
       <w:tab/>
       <w:tab/>
-      <w:t>2025-11-29</w:t>
+      <w:t>2025-11-30</w:t>
       <w:br/>
       <w:br/>
     </w:r>

--- a/klagomål/A 40182-2025 FSC-klagomål.docx
+++ b/klagomål/A 40182-2025 FSC-klagomål.docx
@@ -945,7 +945,7 @@
     <w:r>
       <w:tab/>
       <w:tab/>
-      <w:t>2025-11-30</w:t>
+      <w:t>2025-12-01</w:t>
       <w:br/>
       <w:br/>
     </w:r>

--- a/klagomål/A 40182-2025 FSC-klagomål.docx
+++ b/klagomål/A 40182-2025 FSC-klagomål.docx
@@ -945,7 +945,7 @@
     <w:r>
       <w:tab/>
       <w:tab/>
-      <w:t>2025-12-01</w:t>
+      <w:t>2025-12-02</w:t>
       <w:br/>
       <w:br/>
     </w:r>

--- a/klagomål/A 40182-2025 FSC-klagomål.docx
+++ b/klagomål/A 40182-2025 FSC-klagomål.docx
@@ -945,7 +945,7 @@
     <w:r>
       <w:tab/>
       <w:tab/>
-      <w:t>2025-12-02</w:t>
+      <w:t>2025-12-03</w:t>
       <w:br/>
       <w:br/>
     </w:r>

--- a/klagomål/A 40182-2025 FSC-klagomål.docx
+++ b/klagomål/A 40182-2025 FSC-klagomål.docx
@@ -945,7 +945,7 @@
     <w:r>
       <w:tab/>
       <w:tab/>
-      <w:t>2025-12-03</w:t>
+      <w:t>2025-12-04</w:t>
       <w:br/>
       <w:br/>
     </w:r>

--- a/klagomål/A 40182-2025 FSC-klagomål.docx
+++ b/klagomål/A 40182-2025 FSC-klagomål.docx
@@ -945,7 +945,7 @@
     <w:r>
       <w:tab/>
       <w:tab/>
-      <w:t>2025-12-04</w:t>
+      <w:t>2025-12-05</w:t>
       <w:br/>
       <w:br/>
     </w:r>

--- a/klagomål/A 40182-2025 FSC-klagomål.docx
+++ b/klagomål/A 40182-2025 FSC-klagomål.docx
@@ -945,7 +945,7 @@
     <w:r>
       <w:tab/>
       <w:tab/>
-      <w:t>2025-12-05</w:t>
+      <w:t>2025-12-06</w:t>
       <w:br/>
       <w:br/>
     </w:r>

--- a/klagomål/A 40182-2025 FSC-klagomål.docx
+++ b/klagomål/A 40182-2025 FSC-klagomål.docx
@@ -945,7 +945,7 @@
     <w:r>
       <w:tab/>
       <w:tab/>
-      <w:t>2025-12-06</w:t>
+      <w:t>2025-12-07</w:t>
       <w:br/>
       <w:br/>
     </w:r>

--- a/klagomål/A 40182-2025 FSC-klagomål.docx
+++ b/klagomål/A 40182-2025 FSC-klagomål.docx
@@ -945,7 +945,7 @@
     <w:r>
       <w:tab/>
       <w:tab/>
-      <w:t>2025-12-07</w:t>
+      <w:t>2025-12-08</w:t>
       <w:br/>
       <w:br/>
     </w:r>

--- a/klagomål/A 40182-2025 FSC-klagomål.docx
+++ b/klagomål/A 40182-2025 FSC-klagomål.docx
@@ -945,7 +945,7 @@
     <w:r>
       <w:tab/>
       <w:tab/>
-      <w:t>2025-12-08</w:t>
+      <w:t>2025-12-09</w:t>
       <w:br/>
       <w:br/>
     </w:r>

--- a/klagomål/A 40182-2025 FSC-klagomål.docx
+++ b/klagomål/A 40182-2025 FSC-klagomål.docx
@@ -945,7 +945,7 @@
     <w:r>
       <w:tab/>
       <w:tab/>
-      <w:t>2025-12-09</w:t>
+      <w:t>2025-12-10</w:t>
       <w:br/>
       <w:br/>
     </w:r>

--- a/klagomål/A 40182-2025 FSC-klagomål.docx
+++ b/klagomål/A 40182-2025 FSC-klagomål.docx
@@ -945,7 +945,7 @@
     <w:r>
       <w:tab/>
       <w:tab/>
-      <w:t>2025-12-10</w:t>
+      <w:t>2025-12-11</w:t>
       <w:br/>
       <w:br/>
     </w:r>
